--- a/Agile Dev Assist — One Pager.docx
+++ b/Agile Dev Assist — One Pager.docx
@@ -946,6 +946,282 @@
       </w:r>
       <w:r>
         <w:t xml:space="preserve"> Token counts per agent and per run in the log and the Tokens tab.</w:t>
+      </w:r>
+    </w:p>
+    <w:p>
+      <w:pPr>
+        <w:pStyle w:val="Heading2"/>
+      </w:pPr>
+      <w:r>
+        <w:t xml:space="preserve">How it decides which code to create or change</w:t>
+      </w:r>
+    </w:p>
+    <w:p>
+      <w:pPr/>
+      <w:r>
+        <w:t xml:space="preserve">Three sources of evidence, each of which must become a file (create / modify) or be declined with a reason, or the plan is sent back:</w:t>
+      </w:r>
+    </w:p>
+    <w:tbl>
+      <w:tblPr>
+        <w:tblStyle w:val="TableGrid"/>
+        <w:tblW w:w="0" w:type="auto"/>
+        <w:tblLayout w:type="fixed"/>
+        <w:tblLook w:val="04A0" w:firstRow="1" w:lastRow="0" w:firstColumn="0" w:lastColumn="0" w:noHBand="0" w:noVBand="1"/>
+      </w:tblPr>
+      <w:tblGrid>
+        <w:gridCol w:w="3713"/>
+        <w:gridCol w:w="2516"/>
+        <w:gridCol w:w="3131"/>
+      </w:tblGrid>
+      <w:tr>
+        <w:trPr>
+          <w:tblHeader/>
+        </w:trPr>
+        <w:tc>
+          <w:tcPr>
+            <w:tcW w:w="3713" w:type="dxa"/>
+            <w:shd w:val="clear" w:color="auto" w:fill="F2F2F2"/>
+          </w:tcPr>
+          <w:p>
+            <w:pPr/>
+            <w:r>
+              <w:t xml:space="preserve">Evidence</w:t>
+            </w:r>
+          </w:p>
+        </w:tc>
+        <w:tc>
+          <w:tcPr>
+            <w:tcW w:w="2516" w:type="dxa"/>
+            <w:shd w:val="clear" w:color="auto" w:fill="F2F2F2"/>
+          </w:tcPr>
+          <w:p>
+            <w:pPr/>
+            <w:r>
+              <w:t xml:space="preserve">Found by</w:t>
+            </w:r>
+          </w:p>
+        </w:tc>
+        <w:tc>
+          <w:tcPr>
+            <w:tcW w:w="3131" w:type="dxa"/>
+            <w:shd w:val="clear" w:color="auto" w:fill="F2F2F2"/>
+          </w:tcPr>
+          <w:p>
+            <w:pPr/>
+            <w:r>
+              <w:t xml:space="preserve">Becomes</w:t>
+            </w:r>
+          </w:p>
+        </w:tc>
+      </w:tr>
+      <w:tr>
+        <w:tc>
+          <w:tcPr>
+            <w:tcW w:w="3713" w:type="dxa"/>
+          </w:tcPr>
+          <w:p>
+            <w:pPr/>
+            <w:r>
+              <w:t xml:space="preserve">Tables and SQL in the story</w:t>
+            </w:r>
+          </w:p>
+        </w:tc>
+        <w:tc>
+          <w:tcPr>
+            <w:tcW w:w="2516" w:type="dxa"/>
+          </w:tcPr>
+          <w:p>
+            <w:pPr/>
+            <w:r>
+              <w:t xml:space="preserve">story agent</w:t>
+            </w:r>
+          </w:p>
+        </w:tc>
+        <w:tc>
+          <w:tcPr>
+            <w:tcW w:w="3131" w:type="dxa"/>
+          </w:tcPr>
+          <w:p>
+            <w:pPr/>
+            <w:r>
+              <w:t xml:space="preserve">the new intermediate module that holds the logic; the table script gets only a LEFT JOIN + columns</w:t>
+            </w:r>
+          </w:p>
+        </w:tc>
+      </w:tr>
+      <w:tr>
+        <w:tc>
+          <w:tcPr>
+            <w:tcW w:w="3713" w:type="dxa"/>
+          </w:tcPr>
+          <w:p>
+            <w:pPr/>
+            <w:r>
+              <w:t xml:space="preserve">Who registers the scripts of that folder (DAG task list, task-name file, config)</w:t>
+            </w:r>
+          </w:p>
+        </w:tc>
+        <w:tc>
+          <w:tcPr>
+            <w:tcW w:w="2516" w:type="dxa"/>
+          </w:tcPr>
+          <w:p>
+            <w:pPr/>
+            <w:r>
+              <w:rPr>
+                <w:rStyle w:val="CodeChar"/>
+              </w:rPr>
+              <w:t xml:space="preserve">registration_points</w:t>
+            </w:r>
+            <w:r>
+              <w:t xml:space="preserve"> on the repository</w:t>
+            </w:r>
+          </w:p>
+        </w:tc>
+        <w:tc>
+          <w:tcPr>
+            <w:tcW w:w="3131" w:type="dxa"/>
+          </w:tcPr>
+          <w:p>
+            <w:pPr/>
+            <w:r>
+              <w:t xml:space="preserve">a modify of the DAG / config (safety net adds it if the planner forgets)</w:t>
+            </w:r>
+          </w:p>
+        </w:tc>
+      </w:tr>
+      <w:tr>
+        <w:tc>
+          <w:tcPr>
+            <w:tcW w:w="3713" w:type="dxa"/>
+          </w:tcPr>
+          <w:p>
+            <w:pPr/>
+            <w:r>
+              <w:t xml:space="preserve">What changes together with the table: same-table script in a sibling folder (history / archive), configs with an entry for it, readers</w:t>
+            </w:r>
+          </w:p>
+        </w:tc>
+        <w:tc>
+          <w:tcPr>
+            <w:tcW w:w="2516" w:type="dxa"/>
+          </w:tcPr>
+          <w:p>
+            <w:pPr/>
+            <w:r>
+              <w:rPr>
+                <w:rStyle w:val="CodeChar"/>
+              </w:rPr>
+              <w:t xml:space="preserve">companion_files</w:t>
+            </w:r>
+            <w:r>
+              <w:t xml:space="preserve">, </w:t>
+            </w:r>
+            <w:r>
+              <w:rPr>
+                <w:rStyle w:val="CodeChar"/>
+              </w:rPr>
+              <w:t xml:space="preserve">references</w:t>
+            </w:r>
+          </w:p>
+        </w:tc>
+        <w:tc>
+          <w:tcPr>
+            <w:tcW w:w="3131" w:type="dxa"/>
+          </w:tcPr>
+          <w:p>
+            <w:pPr/>
+            <w:r>
+              <w:t xml:space="preserve">history script create / modify, TABLE_CONFIG entry, impact list</w:t>
+            </w:r>
+          </w:p>
+        </w:tc>
+      </w:tr>
+      <w:tr>
+        <w:tc>
+          <w:tcPr>
+            <w:tcW w:w="3713" w:type="dxa"/>
+          </w:tcPr>
+          <w:p>
+            <w:pPr/>
+            <w:r>
+              <w:t xml:space="preserve">Conventions in skills / standards ("a new profile table needs its history script"; "logic lives in intermediate tables")</w:t>
+            </w:r>
+          </w:p>
+        </w:tc>
+        <w:tc>
+          <w:tcPr>
+            <w:tcW w:w="2516" w:type="dxa"/>
+          </w:tcPr>
+          <w:p>
+            <w:pPr/>
+            <w:r>
+              <w:t xml:space="preserve">knowledge agent</w:t>
+            </w:r>
+          </w:p>
+        </w:tc>
+        <w:tc>
+          <w:tcPr>
+            <w:tcW w:w="3131" w:type="dxa"/>
+          </w:tcPr>
+          <w:p>
+            <w:pPr/>
+            <w:r>
+              <w:t xml:space="preserve">rules the planner must apply and the validator can check</w:t>
+            </w:r>
+          </w:p>
+        </w:tc>
+      </w:tr>
+    </w:tbl>
+    <w:p>
+      <w:pPr>
+        <w:pStyle w:val="Heading2"/>
+      </w:pPr>
+      <w:r>
+        <w:t xml:space="preserve">Confidence score</w:t>
+      </w:r>
+    </w:p>
+    <w:p>
+      <w:pPr/>
+      <w:r>
+        <w:t xml:space="preserve">One number per run, shown in the header and the Review tab with its formula: </w:t>
+      </w:r>
+      <w:r>
+        <w:rPr>
+          <w:b/>
+        </w:rPr>
+        <w:t xml:space="preserve">40% validator quality + 35% reviewer score + 25% coder confidence</w:t>
+      </w:r>
+      <w:r>
+        <w:t xml:space="preserve">, capped by what is still open (review skipped → max 70, open critical finding → max 50, open high → max 75, a file with coder confidence below 60 → max 80, −2 per open plan question). </w:t>
+      </w:r>
+      <w:r>
+        <w:rPr>
+          <w:b/>
+        </w:rPr>
+        <w:t xml:space="preserve">High ≥ 85</w:t>
+      </w:r>
+      <w:r>
+        <w:t xml:space="preserve"> (read plan, skim diff, push), </w:t>
+      </w:r>
+      <w:r>
+        <w:rPr>
+          <w:b/>
+        </w:rPr>
+        <w:t xml:space="preserve">Medium 70-84</w:t>
+      </w:r>
+      <w:r>
+        <w:t xml:space="preserve"> (fix what the Review tab lists), </w:t>
+      </w:r>
+      <w:r>
+        <w:rPr>
+          <w:b/>
+        </w:rPr>
+        <w:t xml:space="preserve">Low &lt; 70</w:t>
+      </w:r>
+      <w:r>
+        <w:t xml:space="preserve"> (the tool is pointing at a problem). 75% of the score comes from signals independent of the model that wrote the code.</w:t>
       </w:r>
     </w:p>
     <w:p>

--- a/Agile Dev Assist — One Pager.docx
+++ b/Agile Dev Assist — One Pager.docx
@@ -294,7 +294,7 @@
         <w:pStyle w:val="Heading2"/>
       </w:pPr>
       <w:r>
-        <w:t xml:space="preserve">How the agents work</w:t>
+        <w:t xml:space="preserve">In plain words: what happens to each input</w:t>
       </w:r>
     </w:p>
     <w:p>
@@ -302,17 +302,97 @@
       <w:r>
         <w:drawing>
           <wp:inline distT="0" distB="0" distL="0" distR="0">
-            <wp:extent cx="5486400" cy="3314700"/>
-            <wp:docPr id="1" name="image1" descr="agent pipeline · 7 agents, 1 validator, 1 fix loop"/>
+            <wp:extent cx="5486400" cy="3028950"/>
+            <wp:docPr id="1" name="image1" descr="inputs → readers → fact sheets → planner → build and check"/>
             <a:graphic xmlns:a="http://schemas.openxmlformats.org/drawingml/2006/main">
               <a:graphicData uri="http://schemas.openxmlformats.org/drawingml/2006/picture">
                 <pic:pic xmlns:pic="http://schemas.openxmlformats.org/drawingml/2006/picture">
                   <pic:nvPicPr>
-                    <pic:cNvPr id="1" name="image1" descr="agent pipeline · 7 agents, 1 validator, 1 fix loop"/>
+                    <pic:cNvPr id="1" name="image1" descr="inputs → readers → fact sheets → planner → build and check"/>
                     <pic:cNvPicPr/>
                   </pic:nvPicPr>
                   <pic:blipFill>
                     <a:blip r:embed="rId3"/>
+                    <a:stretch>
+                      <a:fillRect/>
+                    </a:stretch>
+                  </pic:blipFill>
+                  <pic:spPr>
+                    <a:xfrm>
+                      <a:off x="0" y="0"/>
+                      <a:ext cx="5486400" cy="3028950"/>
+                    </a:xfrm>
+                    <a:prstGeom prst="rect">
+                      <a:avLst/>
+                    </a:prstGeom>
+                  </pic:spPr>
+                </pic:pic>
+              </a:graphicData>
+            </a:graphic>
+          </wp:inline>
+        </w:drawing>
+      </w:r>
+    </w:p>
+    <w:p>
+      <w:pPr/>
+      <w:r>
+        <w:t xml:space="preserve">inputs → readers → fact sheets → planner → build and check</w:t>
+      </w:r>
+    </w:p>
+    <w:p>
+      <w:pPr/>
+      <w:r>
+        <w:t xml:space="preserve">Each input is read by one specialist and written down as a fact sheet (JSON): the story is read with a highlighter (requirements, rules, tables, and the SQL in it as the specification); the wiki documents become definitions, conventions and checkable rules with their exceptions; the Greenplum tables are described as they really are; the repository walkthrough records where the change belongs, which files to imitate, who registers the folder's scripts and what changes together with the table. The four readers work at the same time, so nothing lives only in someone's head when the planner starts.</w:t>
+      </w:r>
+    </w:p>
+    <w:p>
+      <w:pPr/>
+      <w:r>
+        <w:rPr>
+          <w:b/>
+        </w:rPr>
+        <w:t xml:space="preserve">How it plans.</w:t>
+      </w:r>
+      <w:r>
+        <w:t xml:space="preserve"> The planner must hand in a fixed form - approach, design, every file (create / modify), registrations, impact, test plan, open questions - and ordinary code checks the form before it is accepted: every planned 'modify' exists; every story SQL block is assigned to a file; every registration point and companion file is planned or declined with a reason; logic is not pushed into an existing table script; every intermediate table has a file. Anything missing is sent back with the exact item, up to two more rounds; and a new script whose folder has a registration file always gets that file added. Propose, verify, send back - the same pattern the repo agent and the coder follow.</w:t>
+      </w:r>
+    </w:p>
+    <w:p>
+      <w:pPr/>
+      <w:r>
+        <w:rPr>
+          <w:b/>
+        </w:rPr>
+        <w:t xml:space="preserve">How it validates and reviews.</w:t>
+      </w:r>
+      <w:r>
+        <w:t xml:space="preserve"> The coder writes one file at a time, copying the repository's patterns; a modified file stays byte-identical outside the change. The validator is plain code (no AI): it parses Python and SQL, checks Airflow DAGs, runs the team's regex rules, and sends blocking findings back to the coder (two rounds). The reviewer is an independent AI that never saw the coder's conversation: it checks every requirement, the story's SQL, registrations and companions, impact and standards, and gives a score and a verdict; critical / high findings go back once more. Four minutes are reserved so the review always runs.</w:t>
+      </w:r>
+    </w:p>
+    <w:p>
+      <w:pPr>
+        <w:pStyle w:val="Heading2"/>
+      </w:pPr>
+      <w:r>
+        <w:t xml:space="preserve">How the agents work</w:t>
+      </w:r>
+    </w:p>
+    <w:p>
+      <w:pPr/>
+      <w:r>
+        <w:drawing>
+          <wp:inline distT="0" distB="0" distL="0" distR="0">
+            <wp:extent cx="5486400" cy="3314700"/>
+            <wp:docPr id="2" name="image2" descr="agent pipeline · 7 agents, 1 validator, 1 fix loop"/>
+            <a:graphic xmlns:a="http://schemas.openxmlformats.org/drawingml/2006/main">
+              <a:graphicData uri="http://schemas.openxmlformats.org/drawingml/2006/picture">
+                <pic:pic xmlns:pic="http://schemas.openxmlformats.org/drawingml/2006/picture">
+                  <pic:nvPicPr>
+                    <pic:cNvPr id="2" name="image2" descr="agent pipeline · 7 agents, 1 validator, 1 fix loop"/>
+                    <pic:cNvPicPr/>
+                  </pic:nvPicPr>
+                  <pic:blipFill>
+                    <a:blip r:embed="rId4"/>
                     <a:stretch>
                       <a:fillRect/>
                     </a:stretch>
@@ -1179,6 +1259,275 @@
         <w:pStyle w:val="Heading2"/>
       </w:pPr>
       <w:r>
+        <w:t xml:space="preserve">Under the hood: search, context, caches, tokens</w:t>
+      </w:r>
+    </w:p>
+    <w:p>
+      <w:pPr/>
+      <w:r>
+        <w:rPr>
+          <w:b/>
+        </w:rPr>
+        <w:t xml:space="preserve">Context</w:t>
+      </w:r>
+      <w:r>
+        <w:t xml:space="preserve"> is everything the model is allowed to read before it answers; a model knows nothing about UBS, IKG or Greenplum except what is put in front of it. The four reader agents turn the raw inputs into one </w:t>
+      </w:r>
+      <w:r>
+        <w:rPr>
+          <w:b/>
+        </w:rPr>
+        <w:t xml:space="preserve">context pack</w:t>
+      </w:r>
+      <w:r>
+        <w:t xml:space="preserve"> (story facts, conventions and rules, table definitions, repository conventions and registration points). The planner, coder and reviewer work from the pack, never from the raw inputs, and the Plan tab's "Sources used" list is its table of contents.</w:t>
+      </w:r>
+    </w:p>
+    <w:p>
+      <w:pPr/>
+      <w:r>
+        <w:rPr>
+          <w:b/>
+        </w:rPr>
+        <w:t xml:space="preserve">Why BM25 search and not a vector database.</w:t>
+      </w:r>
+      <w:r>
+        <w:t xml:space="preserve"> The tool does retrieval-augmented generation, but the retriever is a keyword index (BM25, the ranking behind classic full-text search), built in memory in about a second. Our inputs are exact names: </w:t>
+      </w:r>
+      <w:r>
+        <w:rPr>
+          <w:rStyle w:val="CodeChar"/>
+        </w:rPr>
+        <w:t xml:space="preserve">client_beneficiary_profile_curr_ikg</w:t>
+      </w:r>
+      <w:r>
+        <w:t xml:space="preserve">, </w:t>
+      </w:r>
+      <w:r>
+        <w:rPr>
+          <w:rStyle w:val="CodeChar"/>
+        </w:rPr>
+        <w:t xml:space="preserve">ikg_create_profiles/</w:t>
+      </w:r>
+      <w:r>
+        <w:t xml:space="preserve">, </w:t>
+      </w:r>
+      <w:r>
+        <w:rPr>
+          <w:rStyle w:val="CodeChar"/>
+        </w:rPr>
+        <w:t xml:space="preserve">DISTRIBUTED BY</w:t>
+      </w:r>
+      <w:r>
+        <w:t xml:space="preserve">. A developer looking for them presses Ctrl-Shift-F, not "find something similar". Exact match cannot confuse </w:t>
+      </w:r>
+      <w:r>
+        <w:rPr>
+          <w:rStyle w:val="CodeChar"/>
+        </w:rPr>
+        <w:t xml:space="preserve">profile_curr</w:t>
+      </w:r>
+      <w:r>
+        <w:t xml:space="preserve"> with </w:t>
+      </w:r>
+      <w:r>
+        <w:rPr>
+          <w:rStyle w:val="CodeChar"/>
+        </w:rPr>
+        <w:t xml:space="preserve">profile_hist</w:t>
+      </w:r>
+      <w:r>
+        <w:t xml:space="preserve">; it needs no embedding model, no extra database and no approval, and costs nothing per call. A vector index can be added later as a second retriever without changing any agent.</w:t>
+      </w:r>
+    </w:p>
+    <w:p>
+      <w:pPr/>
+      <w:r>
+        <w:rPr>
+          <w:b/>
+        </w:rPr>
+        <w:t xml:space="preserve">Why story, data, knowledge and repo are agents.</w:t>
+      </w:r>
+      <w:r>
+        <w:t xml:space="preserve"> Each has a job to finish, tools to do it (search the repository, open a file, describe a table, look up a term) and the freedom to decide which to call and when; the result is checked against a schema and sent back if incomplete. A reader is an intern who photocopies the handbook; an agent is a junior who reads it, checks the database and hands over a brief you can rely on.</w:t>
+      </w:r>
+    </w:p>
+    <w:tbl>
+      <w:tblPr>
+        <w:tblStyle w:val="TableGrid"/>
+        <w:tblW w:w="0" w:type="auto"/>
+        <w:tblLayout w:type="fixed"/>
+        <w:tblLook w:val="04A0" w:firstRow="1" w:lastRow="0" w:firstColumn="0" w:lastColumn="0" w:noHBand="0" w:noVBand="1"/>
+      </w:tblPr>
+      <w:tblGrid>
+        <w:gridCol w:w="1154"/>
+        <w:gridCol w:w="3190"/>
+        <w:gridCol w:w="2062"/>
+        <w:gridCol w:w="2952"/>
+      </w:tblGrid>
+      <w:tr>
+        <w:trPr>
+          <w:tblHeader/>
+        </w:trPr>
+        <w:tc>
+          <w:tcPr>
+            <w:tcW w:w="1154" w:type="dxa"/>
+            <w:shd w:val="clear" w:color="auto" w:fill="F2F2F2"/>
+          </w:tcPr>
+          <w:p>
+            <w:pPr/>
+            <w:r>
+              <w:t xml:space="preserve">Cache</w:t>
+            </w:r>
+          </w:p>
+        </w:tc>
+        <w:tc>
+          <w:tcPr>
+            <w:tcW w:w="3190" w:type="dxa"/>
+            <w:shd w:val="clear" w:color="auto" w:fill="F2F2F2"/>
+          </w:tcPr>
+          <w:p>
+            <w:pPr/>
+            <w:r>
+              <w:t xml:space="preserve">What is stored</w:t>
+            </w:r>
+          </w:p>
+        </w:tc>
+        <w:tc>
+          <w:tcPr>
+            <w:tcW w:w="2062" w:type="dxa"/>
+            <w:shd w:val="clear" w:color="auto" w:fill="F2F2F2"/>
+          </w:tcPr>
+          <w:p>
+            <w:pPr/>
+            <w:r>
+              <w:t xml:space="preserve">When it is used</w:t>
+            </w:r>
+          </w:p>
+        </w:tc>
+        <w:tc>
+          <w:tcPr>
+            <w:tcW w:w="2952" w:type="dxa"/>
+            <w:shd w:val="clear" w:color="auto" w:fill="F2F2F2"/>
+          </w:tcPr>
+          <w:p>
+            <w:pPr/>
+            <w:r>
+              <w:t xml:space="preserve">Effect</w:t>
+            </w:r>
+          </w:p>
+        </w:tc>
+      </w:tr>
+      <w:tr>
+        <w:tc>
+          <w:tcPr>
+            <w:tcW w:w="1154" w:type="dxa"/>
+          </w:tcPr>
+          <w:p>
+            <w:pPr/>
+            <w:r>
+              <w:t xml:space="preserve">Result cache (ours, on disk)</w:t>
+            </w:r>
+          </w:p>
+        </w:tc>
+        <w:tc>
+          <w:tcPr>
+            <w:tcW w:w="3190" w:type="dxa"/>
+          </w:tcPr>
+          <w:p>
+            <w:pPr/>
+            <w:r>
+              <w:t xml:space="preserve">The finished JSON of story, data, knowledge and repo agents, keyed by a fingerprint of exactly what they were given</w:t>
+            </w:r>
+          </w:p>
+        </w:tc>
+        <w:tc>
+          <w:tcPr>
+            <w:tcW w:w="2062" w:type="dxa"/>
+          </w:tcPr>
+          <w:p>
+            <w:pPr/>
+            <w:r>
+              <w:t xml:space="preserve">Next run with the same documents, tables, repository state and instructions</w:t>
+            </w:r>
+          </w:p>
+        </w:tc>
+        <w:tc>
+          <w:tcPr>
+            <w:tcW w:w="2952" w:type="dxa"/>
+          </w:tcPr>
+          <w:p>
+            <w:pPr/>
+            <w:r>
+              <w:t xml:space="preserve">0 model calls for those agents ("result reused from cache" in the Log); knowledge is keyed without the story, so it is reused across stories</w:t>
+            </w:r>
+          </w:p>
+        </w:tc>
+      </w:tr>
+      <w:tr>
+        <w:tc>
+          <w:tcPr>
+            <w:tcW w:w="1154" w:type="dxa"/>
+          </w:tcPr>
+          <w:p>
+            <w:pPr/>
+            <w:r>
+              <w:t xml:space="preserve">Prompt cache (Azure, minutes)</w:t>
+            </w:r>
+          </w:p>
+        </w:tc>
+        <w:tc>
+          <w:tcPr>
+            <w:tcW w:w="3190" w:type="dxa"/>
+          </w:tcPr>
+          <w:p>
+            <w:pPr/>
+            <w:r>
+              <w:t xml:space="preserve">The identical first part of a prompt the model processed moments ago (system prompt, context pack, conversation so far)</w:t>
+            </w:r>
+          </w:p>
+        </w:tc>
+        <w:tc>
+          <w:tcPr>
+            <w:tcW w:w="2062" w:type="dxa"/>
+          </w:tcPr>
+          <w:p>
+            <w:pPr/>
+            <w:r>
+              <w:t xml:space="preserve">Every step of a multi-step agent re-sends its whole conversation</w:t>
+            </w:r>
+          </w:p>
+        </w:tc>
+        <w:tc>
+          <w:tcPr>
+            <w:tcW w:w="2952" w:type="dxa"/>
+          </w:tcPr>
+          <w:p>
+            <w:pPr/>
+            <w:r>
+              <w:t xml:space="preserve">Those tokens are billed at one tenth of the price; they appear as "cached input tokens"</w:t>
+            </w:r>
+          </w:p>
+        </w:tc>
+      </w:tr>
+    </w:tbl>
+    <w:p>
+      <w:pPr/>
+      <w:r>
+        <w:rPr>
+          <w:b/>
+        </w:rPr>
+        <w:t xml:space="preserve">Reading the Tokens tab.</w:t>
+      </w:r>
+      <w:r>
+        <w:t xml:space="preserve"> Input tokens are what was sent to the model and not cached; cached input tokens are repetition served from Azure's cache; output tokens are what the model wrote, including its hidden reasoning. A typical story: 99k input, 239k cached, 36k output, about $0.50 at GPT-5 list prices. The real cost is uncached input plus output; a high cached share is repetition that was not paid in full. Planner, coder and reviewer are never cached, because their answer depends on the story and the code being written now.</w:t>
+      </w:r>
+    </w:p>
+    <w:p>
+      <w:pPr>
+        <w:pStyle w:val="Heading2"/>
+      </w:pPr>
+      <w:r>
         <w:t xml:space="preserve">Confidence score</w:t>
       </w:r>
     </w:p>
@@ -1222,6 +1571,63 @@
       </w:r>
       <w:r>
         <w:t xml:space="preserve"> (the tool is pointing at a problem). 75% of the score comes from signals independent of the model that wrote the code.</w:t>
+      </w:r>
+    </w:p>
+    <w:p>
+      <w:pPr/>
+      <w:r>
+        <w:drawing>
+          <wp:inline distT="0" distB="0" distL="0" distR="0">
+            <wp:extent cx="5486400" cy="2220685"/>
+            <wp:docPr id="3" name="image3" descr="confidence score · 3 weighted parts, 5 caps, 3 grades"/>
+            <a:graphic xmlns:a="http://schemas.openxmlformats.org/drawingml/2006/main">
+              <a:graphicData uri="http://schemas.openxmlformats.org/drawingml/2006/picture">
+                <pic:pic xmlns:pic="http://schemas.openxmlformats.org/drawingml/2006/picture">
+                  <pic:nvPicPr>
+                    <pic:cNvPr id="3" name="image3" descr="confidence score · 3 weighted parts, 5 caps, 3 grades"/>
+                    <pic:cNvPicPr/>
+                  </pic:nvPicPr>
+                  <pic:blipFill>
+                    <a:blip r:embed="rId5"/>
+                    <a:stretch>
+                      <a:fillRect/>
+                    </a:stretch>
+                  </pic:blipFill>
+                  <pic:spPr>
+                    <a:xfrm>
+                      <a:off x="0" y="0"/>
+                      <a:ext cx="5486400" cy="2220685"/>
+                    </a:xfrm>
+                    <a:prstGeom prst="rect">
+                      <a:avLst/>
+                    </a:prstGeom>
+                  </pic:spPr>
+                </pic:pic>
+              </a:graphicData>
+            </a:graphic>
+          </wp:inline>
+        </w:drawing>
+      </w:r>
+    </w:p>
+    <w:p>
+      <w:pPr/>
+      <w:r>
+        <w:t xml:space="preserve">confidence score · 3 weighted parts, 5 caps, 3 grades</w:t>
+      </w:r>
+    </w:p>
+    <w:p>
+      <w:pPr/>
+      <w:r>
+        <w:t xml:space="preserve">Worked example: validator 99 (one low finding) × 0.40 = 39.6; reviewer 92 × 0.35 = 32.2; coder mean 89.8 × 0.25 = 22.4; sum 94.2; nothing open, so no cap: </w:t>
+      </w:r>
+      <w:r>
+        <w:rPr>
+          <w:b/>
+        </w:rPr>
+        <w:t xml:space="preserve">94, High</w:t>
+      </w:r>
+      <w:r>
+        <w:t xml:space="preserve">. The same run with one open high finding is capped at 75 (Medium) and the Review tab says "to raise it: fix the 1 blocking finding"; after the fix the validator re-runs and the score returns to 94.</w:t>
       </w:r>
     </w:p>
     <w:p>
